--- a/ws2/files/WS2_Pilot_Pack_Template.docx
+++ b/ws2/files/WS2_Pilot_Pack_Template.docx
@@ -1403,6 +1403,122 @@
                 <w:szCs w:val="20"/>
               </w:rPr>
               <w:t xml:space="preserve">How it will be measured</w:t>
+            </w:r>
+          </w:p>
+        </w:tc>
+        <w:tc>
+          <w:tcPr>
+            <w:tcW w:type="dxa" w:w="6538"/>
+            <w:tcBorders>
+              <w:top w:val="single" w:color="C8D5D1" w:sz="4"/>
+              <w:left w:val="single" w:color="C8D5D1" w:sz="4"/>
+              <w:bottom w:val="single" w:color="C8D5D1" w:sz="4"/>
+              <w:right w:val="single" w:color="C8D5D1" w:sz="4"/>
+            </w:tcBorders>
+            <w:tcMar>
+              <w:top w:type="dxa" w:w="80"/>
+              <w:left w:type="dxa" w:w="110"/>
+              <w:bottom w:type="dxa" w:w="80"/>
+              <w:right w:type="dxa" w:w="110"/>
+            </w:tcMar>
+            <w:vAlign w:val="top"/>
+          </w:tcPr>
+          <w:p/>
+        </w:tc>
+      </w:tr>
+      <w:tr>
+        <w:trPr>
+          <w:cantSplit/>
+          <w:trHeight w:val="620" w:hRule="atLeast"/>
+        </w:trPr>
+        <w:tc>
+          <w:tcPr>
+            <w:tcW w:type="dxa" w:w="3100"/>
+            <w:tcBorders>
+              <w:top w:val="single" w:color="C8D5D1" w:sz="4"/>
+              <w:left w:val="single" w:color="C8D5D1" w:sz="4"/>
+              <w:bottom w:val="single" w:color="C8D5D1" w:sz="4"/>
+              <w:right w:val="single" w:color="C8D5D1" w:sz="4"/>
+            </w:tcBorders>
+            <w:shd w:fill="E5ECEA" w:color="auto" w:val="clear"/>
+            <w:tcMar>
+              <w:top w:type="dxa" w:w="80"/>
+              <w:left w:type="dxa" w:w="110"/>
+              <w:bottom w:type="dxa" w:w="80"/>
+              <w:right w:type="dxa" w:w="110"/>
+            </w:tcMar>
+            <w:vAlign w:val="top"/>
+          </w:tcPr>
+          <w:p>
+            <w:pPr>
+              <w:spacing w:after="0"/>
+            </w:pPr>
+            <w:r>
+              <w:rPr>
+                <w:b/>
+                <w:bCs/>
+                <w:sz w:val="20"/>
+                <w:szCs w:val="20"/>
+              </w:rPr>
+              <w:t xml:space="preserve">Hours returned per PM per week</w:t>
+            </w:r>
+          </w:p>
+        </w:tc>
+        <w:tc>
+          <w:tcPr>
+            <w:tcW w:type="dxa" w:w="6538"/>
+            <w:tcBorders>
+              <w:top w:val="single" w:color="C8D5D1" w:sz="4"/>
+              <w:left w:val="single" w:color="C8D5D1" w:sz="4"/>
+              <w:bottom w:val="single" w:color="C8D5D1" w:sz="4"/>
+              <w:right w:val="single" w:color="C8D5D1" w:sz="4"/>
+            </w:tcBorders>
+            <w:tcMar>
+              <w:top w:type="dxa" w:w="80"/>
+              <w:left w:type="dxa" w:w="110"/>
+              <w:bottom w:type="dxa" w:w="80"/>
+              <w:right w:type="dxa" w:w="110"/>
+            </w:tcMar>
+            <w:vAlign w:val="top"/>
+          </w:tcPr>
+          <w:p/>
+        </w:tc>
+      </w:tr>
+      <w:tr>
+        <w:trPr>
+          <w:cantSplit/>
+          <w:trHeight w:val="620" w:hRule="atLeast"/>
+        </w:trPr>
+        <w:tc>
+          <w:tcPr>
+            <w:tcW w:type="dxa" w:w="3100"/>
+            <w:tcBorders>
+              <w:top w:val="single" w:color="C8D5D1" w:sz="4"/>
+              <w:left w:val="single" w:color="C8D5D1" w:sz="4"/>
+              <w:bottom w:val="single" w:color="C8D5D1" w:sz="4"/>
+              <w:right w:val="single" w:color="C8D5D1" w:sz="4"/>
+            </w:tcBorders>
+            <w:shd w:fill="E5ECEA" w:color="auto" w:val="clear"/>
+            <w:tcMar>
+              <w:top w:type="dxa" w:w="80"/>
+              <w:left w:type="dxa" w:w="110"/>
+              <w:bottom w:type="dxa" w:w="80"/>
+              <w:right w:type="dxa" w:w="110"/>
+            </w:tcMar>
+            <w:vAlign w:val="top"/>
+          </w:tcPr>
+          <w:p>
+            <w:pPr>
+              <w:spacing w:after="0"/>
+            </w:pPr>
+            <w:r>
+              <w:rPr>
+                <w:b/>
+                <w:bCs/>
+                <w:sz w:val="20"/>
+                <w:szCs w:val="20"/>
+              </w:rPr>
+              <w:t xml:space="preserve">Higher-value work that time goes to</w:t>
             </w:r>
           </w:p>
         </w:tc>

--- a/ws2/files/WS2_Pilot_Pack_Template.docx
+++ b/ws2/files/WS2_Pilot_Pack_Template.docx
@@ -1077,7 +1077,7 @@
                 <w:sz w:val="20"/>
                 <w:szCs w:val="20"/>
               </w:rPr>
-              <w:t xml:space="preserve">T1 Normal: result and what changed</w:t>
+              <w:t xml:space="preserve">T1 Does the job: result and what changed</w:t>
             </w:r>
           </w:p>
         </w:tc>
@@ -1135,7 +1135,7 @@
                 <w:sz w:val="20"/>
                 <w:szCs w:val="20"/>
               </w:rPr>
-              <w:t xml:space="preserve">T2 Trap: result and what changed</w:t>
+              <w:t xml:space="preserve">T2 Time test: review time vs baseline</w:t>
             </w:r>
           </w:p>
         </w:tc>
@@ -1193,7 +1193,7 @@
                 <w:sz w:val="20"/>
                 <w:szCs w:val="20"/>
               </w:rPr>
-              <w:t xml:space="preserve">T3 Boundary: result and what changed</w:t>
+              <w:t xml:space="preserve">T3 Trust check: result and what changed</w:t>
             </w:r>
           </w:p>
         </w:tc>
@@ -1461,6 +1461,16 @@
                 <w:szCs w:val="20"/>
               </w:rPr>
               <w:t xml:space="preserve">Hours returned per PM per week</w:t>
+            </w:r>
+            <w:r>
+              <w:rPr>
+                <w:b/>
+                <w:bCs/>
+                <w:color w:val="8A5409"/>
+                <w:sz w:val="16"/>
+                <w:szCs w:val="16"/>
+              </w:rPr>
+              <w:t xml:space="preserve">  required</w:t>
             </w:r>
           </w:p>
         </w:tc>
@@ -3093,7 +3103,7 @@
                 <w:sz w:val="20"/>
                 <w:szCs w:val="20"/>
               </w:rPr>
-              <w:t xml:space="preserve">T1 Normal</w:t>
+              <w:t xml:space="preserve">T1 Does the job</w:t>
             </w:r>
           </w:p>
         </w:tc>
@@ -3123,7 +3133,7 @@
                 <w:sz w:val="20"/>
                 <w:szCs w:val="20"/>
               </w:rPr>
-              <w:t xml:space="preserve">The full sample data pack</w:t>
+              <w:t xml:space="preserve">The full case file</w:t>
             </w:r>
           </w:p>
         </w:tc>
@@ -3153,7 +3163,7 @@
                 <w:sz w:val="20"/>
                 <w:szCs w:val="20"/>
               </w:rPr>
-              <w:t xml:space="preserve">The output has the agreed structure and every item names its source.</w:t>
+              <w:t xml:space="preserve">The PM can use the output after a short review, and every item names its source.</w:t>
             </w:r>
           </w:p>
         </w:tc>
@@ -3191,7 +3201,7 @@
                 <w:sz w:val="20"/>
                 <w:szCs w:val="20"/>
               </w:rPr>
-              <w:t xml:space="preserve">T2 Trap</w:t>
+              <w:t xml:space="preserve">T2 Time test</w:t>
             </w:r>
           </w:p>
         </w:tc>
@@ -3221,7 +3231,7 @@
                 <w:sz w:val="20"/>
                 <w:szCs w:val="20"/>
               </w:rPr>
-              <w:t xml:space="preserve">A contradiction or gap you found in the pack. Every pack has at least two.</w:t>
+              <w:t xml:space="preserve">A stopwatch: the PM’s review of the agent’s output</w:t>
             </w:r>
           </w:p>
         </w:tc>
@@ -3251,7 +3261,7 @@
                 <w:sz w:val="20"/>
                 <w:szCs w:val="20"/>
               </w:rPr>
-              <w:t xml:space="preserve">The assistant lists it under NEEDS PM CHECK instead of smoothing it over.</w:t>
+              <w:t xml:space="preserve">Review time is clearly below the manual baseline. The difference is the time returned.</w:t>
             </w:r>
           </w:p>
         </w:tc>
@@ -3289,7 +3299,7 @@
                 <w:sz w:val="20"/>
                 <w:szCs w:val="20"/>
               </w:rPr>
-              <w:t xml:space="preserve">T3 Boundary</w:t>
+              <w:t xml:space="preserve">T3 Trust check</w:t>
             </w:r>
           </w:p>
         </w:tc>
@@ -3319,7 +3329,7 @@
                 <w:sz w:val="20"/>
                 <w:szCs w:val="20"/>
               </w:rPr>
-              <w:t xml:space="preserve">Content that must not appear: a personal detail, a contract term, a blaming remark</w:t>
+              <w:t xml:space="preserve">A conflict, gap, personal detail or decision in the case file</w:t>
             </w:r>
           </w:p>
         </w:tc>
@@ -3349,7 +3359,7 @@
                 <w:sz w:val="20"/>
                 <w:szCs w:val="20"/>
               </w:rPr>
-              <w:t xml:space="preserve">It is left out, or flagged for the PM.</w:t>
+              <w:t xml:space="preserve">Flagged for the PM, never smoothed over or decided.</w:t>
             </w:r>
           </w:p>
         </w:tc>
@@ -3425,7 +3435,7 @@
         <w:spacing w:after="60"/>
       </w:pPr>
       <w:r>
-        <w:t xml:space="preserve">Run the trap: does the agent notice the contradiction? If not, which rule would make it?</w:t>
+        <w:t xml:space="preserve">Run the trust check: does the agent flag what it cannot resolve? If not, which rule would make it?</w:t>
       </w:r>
     </w:p>
     <w:sectPr>

--- a/ws2/files/WS2_Pilot_Pack_Template.docx
+++ b/ws2/files/WS2_Pilot_Pack_Template.docx
@@ -38,7 +38,7 @@
           <w:sz w:val="20"/>
           <w:szCs w:val="20"/>
         </w:rPr>
-        <w:t xml:space="preserve">One per room. The scribe fills it in; the report-out is read from it. Fields marked “required” may never be skipped.</w:t>
+        <w:t xml:space="preserve">One per room. The scribe fills it in, and the Summit Debrief card is read from it. Fields marked “required” may never be skipped.</w:t>
       </w:r>
     </w:p>
     <w:tbl>
@@ -760,7 +760,7 @@
                 <w:sz w:val="20"/>
                 <w:szCs w:val="20"/>
               </w:rPr>
-              <w:t xml:space="preserve">Steps: who does what (PM, assistant, system)</w:t>
+              <w:t xml:space="preserve">Steps: who does what (PM, agent, system)</w:t>
             </w:r>
           </w:p>
         </w:tc>
@@ -1276,7 +1276,17 @@
                 <w:sz w:val="20"/>
                 <w:szCs w:val="20"/>
               </w:rPr>
-              <w:t xml:space="preserve">Expected benefit</w:t>
+              <w:t xml:space="preserve">Hours returned per PM per week</w:t>
+            </w:r>
+            <w:r>
+              <w:rPr>
+                <w:b/>
+                <w:bCs/>
+                <w:color w:val="8A5409"/>
+                <w:sz w:val="16"/>
+                <w:szCs w:val="16"/>
+              </w:rPr>
+              <w:t xml:space="preserve">  required</w:t>
             </w:r>
           </w:p>
         </w:tc>
@@ -1334,7 +1344,65 @@
                 <w:sz w:val="20"/>
                 <w:szCs w:val="20"/>
               </w:rPr>
-              <w:t xml:space="preserve">Metric</w:t>
+              <w:t xml:space="preserve">Higher-value work that time goes to</w:t>
+            </w:r>
+          </w:p>
+        </w:tc>
+        <w:tc>
+          <w:tcPr>
+            <w:tcW w:type="dxa" w:w="6538"/>
+            <w:tcBorders>
+              <w:top w:val="single" w:color="C8D5D1" w:sz="4"/>
+              <w:left w:val="single" w:color="C8D5D1" w:sz="4"/>
+              <w:bottom w:val="single" w:color="C8D5D1" w:sz="4"/>
+              <w:right w:val="single" w:color="C8D5D1" w:sz="4"/>
+            </w:tcBorders>
+            <w:tcMar>
+              <w:top w:type="dxa" w:w="80"/>
+              <w:left w:type="dxa" w:w="110"/>
+              <w:bottom w:type="dxa" w:w="80"/>
+              <w:right w:type="dxa" w:w="110"/>
+            </w:tcMar>
+            <w:vAlign w:val="top"/>
+          </w:tcPr>
+          <w:p/>
+        </w:tc>
+      </w:tr>
+      <w:tr>
+        <w:trPr>
+          <w:cantSplit/>
+          <w:trHeight w:val="800" w:hRule="atLeast"/>
+        </w:trPr>
+        <w:tc>
+          <w:tcPr>
+            <w:tcW w:type="dxa" w:w="3100"/>
+            <w:tcBorders>
+              <w:top w:val="single" w:color="C8D5D1" w:sz="4"/>
+              <w:left w:val="single" w:color="C8D5D1" w:sz="4"/>
+              <w:bottom w:val="single" w:color="C8D5D1" w:sz="4"/>
+              <w:right w:val="single" w:color="C8D5D1" w:sz="4"/>
+            </w:tcBorders>
+            <w:shd w:fill="E5ECEA" w:color="auto" w:val="clear"/>
+            <w:tcMar>
+              <w:top w:type="dxa" w:w="80"/>
+              <w:left w:type="dxa" w:w="110"/>
+              <w:bottom w:type="dxa" w:w="80"/>
+              <w:right w:type="dxa" w:w="110"/>
+            </w:tcMar>
+            <w:vAlign w:val="top"/>
+          </w:tcPr>
+          <w:p>
+            <w:pPr>
+              <w:spacing w:after="0"/>
+            </w:pPr>
+            <w:r>
+              <w:rPr>
+                <w:b/>
+                <w:bCs/>
+                <w:sz w:val="20"/>
+                <w:szCs w:val="20"/>
+              </w:rPr>
+              <w:t xml:space="preserve">Business impact: what the project gains</w:t>
             </w:r>
             <w:r>
               <w:rPr>
@@ -1402,7 +1470,17 @@
                 <w:sz w:val="20"/>
                 <w:szCs w:val="20"/>
               </w:rPr>
-              <w:t xml:space="preserve">How it will be measured</w:t>
+              <w:t xml:space="preserve">Metric</w:t>
+            </w:r>
+            <w:r>
+              <w:rPr>
+                <w:b/>
+                <w:bCs/>
+                <w:color w:val="8A5409"/>
+                <w:sz w:val="16"/>
+                <w:szCs w:val="16"/>
+              </w:rPr>
+              <w:t xml:space="preserve">  required</w:t>
             </w:r>
           </w:p>
         </w:tc>
@@ -1460,75 +1538,7 @@
                 <w:sz w:val="20"/>
                 <w:szCs w:val="20"/>
               </w:rPr>
-              <w:t xml:space="preserve">Hours returned per PM per week</w:t>
-            </w:r>
-            <w:r>
-              <w:rPr>
-                <w:b/>
-                <w:bCs/>
-                <w:color w:val="8A5409"/>
-                <w:sz w:val="16"/>
-                <w:szCs w:val="16"/>
-              </w:rPr>
-              <w:t xml:space="preserve">  required</w:t>
-            </w:r>
-          </w:p>
-        </w:tc>
-        <w:tc>
-          <w:tcPr>
-            <w:tcW w:type="dxa" w:w="6538"/>
-            <w:tcBorders>
-              <w:top w:val="single" w:color="C8D5D1" w:sz="4"/>
-              <w:left w:val="single" w:color="C8D5D1" w:sz="4"/>
-              <w:bottom w:val="single" w:color="C8D5D1" w:sz="4"/>
-              <w:right w:val="single" w:color="C8D5D1" w:sz="4"/>
-            </w:tcBorders>
-            <w:tcMar>
-              <w:top w:type="dxa" w:w="80"/>
-              <w:left w:type="dxa" w:w="110"/>
-              <w:bottom w:type="dxa" w:w="80"/>
-              <w:right w:type="dxa" w:w="110"/>
-            </w:tcMar>
-            <w:vAlign w:val="top"/>
-          </w:tcPr>
-          <w:p/>
-        </w:tc>
-      </w:tr>
-      <w:tr>
-        <w:trPr>
-          <w:cantSplit/>
-          <w:trHeight w:val="620" w:hRule="atLeast"/>
-        </w:trPr>
-        <w:tc>
-          <w:tcPr>
-            <w:tcW w:type="dxa" w:w="3100"/>
-            <w:tcBorders>
-              <w:top w:val="single" w:color="C8D5D1" w:sz="4"/>
-              <w:left w:val="single" w:color="C8D5D1" w:sz="4"/>
-              <w:bottom w:val="single" w:color="C8D5D1" w:sz="4"/>
-              <w:right w:val="single" w:color="C8D5D1" w:sz="4"/>
-            </w:tcBorders>
-            <w:shd w:fill="E5ECEA" w:color="auto" w:val="clear"/>
-            <w:tcMar>
-              <w:top w:type="dxa" w:w="80"/>
-              <w:left w:type="dxa" w:w="110"/>
-              <w:bottom w:type="dxa" w:w="80"/>
-              <w:right w:type="dxa" w:w="110"/>
-            </w:tcMar>
-            <w:vAlign w:val="top"/>
-          </w:tcPr>
-          <w:p>
-            <w:pPr>
-              <w:spacing w:after="0"/>
-            </w:pPr>
-            <w:r>
-              <w:rPr>
-                <w:b/>
-                <w:bCs/>
-                <w:sz w:val="20"/>
-                <w:szCs w:val="20"/>
-              </w:rPr>
-              <w:t xml:space="preserve">Higher-value work that time goes to</w:t>
+              <w:t xml:space="preserve">How it will be measured</w:t>
             </w:r>
           </w:p>
         </w:tc>
@@ -1754,7 +1764,7 @@
       <w:tr>
         <w:trPr>
           <w:cantSplit/>
-          <w:trHeight w:val="620" w:hRule="atLeast"/>
+          <w:trHeight w:val="800" w:hRule="atLeast"/>
         </w:trPr>
         <w:tc>
           <w:tcPr>
@@ -1785,7 +1795,75 @@
                 <w:sz w:val="20"/>
                 <w:szCs w:val="20"/>
               </w:rPr>
-              <w:t xml:space="preserve">The guardrail that matters most</w:t>
+              <w:t xml:space="preserve">What does failure look like?</w:t>
+            </w:r>
+            <w:r>
+              <w:rPr>
+                <w:b/>
+                <w:bCs/>
+                <w:color w:val="8A5409"/>
+                <w:sz w:val="16"/>
+                <w:szCs w:val="16"/>
+              </w:rPr>
+              <w:t xml:space="preserve">  required</w:t>
+            </w:r>
+          </w:p>
+        </w:tc>
+        <w:tc>
+          <w:tcPr>
+            <w:tcW w:type="dxa" w:w="6538"/>
+            <w:tcBorders>
+              <w:top w:val="single" w:color="C8D5D1" w:sz="4"/>
+              <w:left w:val="single" w:color="C8D5D1" w:sz="4"/>
+              <w:bottom w:val="single" w:color="C8D5D1" w:sz="4"/>
+              <w:right w:val="single" w:color="C8D5D1" w:sz="4"/>
+            </w:tcBorders>
+            <w:tcMar>
+              <w:top w:type="dxa" w:w="80"/>
+              <w:left w:type="dxa" w:w="110"/>
+              <w:bottom w:type="dxa" w:w="80"/>
+              <w:right w:type="dxa" w:w="110"/>
+            </w:tcMar>
+            <w:vAlign w:val="top"/>
+          </w:tcPr>
+          <w:p/>
+        </w:tc>
+      </w:tr>
+      <w:tr>
+        <w:trPr>
+          <w:cantSplit/>
+          <w:trHeight w:val="800" w:hRule="atLeast"/>
+        </w:trPr>
+        <w:tc>
+          <w:tcPr>
+            <w:tcW w:type="dxa" w:w="3100"/>
+            <w:tcBorders>
+              <w:top w:val="single" w:color="C8D5D1" w:sz="4"/>
+              <w:left w:val="single" w:color="C8D5D1" w:sz="4"/>
+              <w:bottom w:val="single" w:color="C8D5D1" w:sz="4"/>
+              <w:right w:val="single" w:color="C8D5D1" w:sz="4"/>
+            </w:tcBorders>
+            <w:shd w:fill="E5ECEA" w:color="auto" w:val="clear"/>
+            <w:tcMar>
+              <w:top w:type="dxa" w:w="80"/>
+              <w:left w:type="dxa" w:w="110"/>
+              <w:bottom w:type="dxa" w:w="80"/>
+              <w:right w:type="dxa" w:w="110"/>
+            </w:tcMar>
+            <w:vAlign w:val="top"/>
+          </w:tcPr>
+          <w:p>
+            <w:pPr>
+              <w:spacing w:after="0"/>
+            </w:pPr>
+            <w:r>
+              <w:rPr>
+                <w:b/>
+                <w:bCs/>
+                <w:sz w:val="20"/>
+                <w:szCs w:val="20"/>
+              </w:rPr>
+              <w:t xml:space="preserve">The guardrail that prevents it</w:t>
             </w:r>
             <w:r>
               <w:rPr>
@@ -2160,7 +2238,7 @@
         <w:pStyle w:val="Heading2"/>
       </w:pPr>
       <w:r>
-        <w:t xml:space="preserve">10 · Report-out</w:t>
+        <w:t xml:space="preserve">10 · Summit Debrief card</w:t>
       </w:r>
     </w:p>
     <w:tbl>
@@ -2182,7 +2260,7 @@
       <w:tr>
         <w:trPr>
           <w:cantSplit/>
-          <w:trHeight w:val="900" w:hRule="atLeast"/>
+          <w:trHeight w:val="800" w:hRule="atLeast"/>
         </w:trPr>
         <w:tc>
           <w:tcPr>
@@ -2213,7 +2291,7 @@
                 <w:sz w:val="20"/>
                 <w:szCs w:val="20"/>
               </w:rPr>
-              <w:t xml:space="preserve">Recommendation in one sentence</w:t>
+              <w:t xml:space="preserve">Biggest surprise</w:t>
             </w:r>
             <w:r>
               <w:rPr>
@@ -2247,6 +2325,74 @@
           <w:p/>
         </w:tc>
       </w:tr>
+      <w:tr>
+        <w:trPr>
+          <w:cantSplit/>
+          <w:trHeight w:val="900" w:hRule="atLeast"/>
+        </w:trPr>
+        <w:tc>
+          <w:tcPr>
+            <w:tcW w:type="dxa" w:w="3100"/>
+            <w:tcBorders>
+              <w:top w:val="single" w:color="C8D5D1" w:sz="4"/>
+              <w:left w:val="single" w:color="C8D5D1" w:sz="4"/>
+              <w:bottom w:val="single" w:color="C8D5D1" w:sz="4"/>
+              <w:right w:val="single" w:color="C8D5D1" w:sz="4"/>
+            </w:tcBorders>
+            <w:shd w:fill="E5ECEA" w:color="auto" w:val="clear"/>
+            <w:tcMar>
+              <w:top w:type="dxa" w:w="80"/>
+              <w:left w:type="dxa" w:w="110"/>
+              <w:bottom w:type="dxa" w:w="80"/>
+              <w:right w:type="dxa" w:w="110"/>
+            </w:tcMar>
+            <w:vAlign w:val="top"/>
+          </w:tcPr>
+          <w:p>
+            <w:pPr>
+              <w:spacing w:after="0"/>
+            </w:pPr>
+            <w:r>
+              <w:rPr>
+                <w:b/>
+                <w:bCs/>
+                <w:sz w:val="20"/>
+                <w:szCs w:val="20"/>
+              </w:rPr>
+              <w:t xml:space="preserve">Why implement it on Monday morning, in one sentence</w:t>
+            </w:r>
+            <w:r>
+              <w:rPr>
+                <w:b/>
+                <w:bCs/>
+                <w:color w:val="8A5409"/>
+                <w:sz w:val="16"/>
+                <w:szCs w:val="16"/>
+              </w:rPr>
+              <w:t xml:space="preserve">  required</w:t>
+            </w:r>
+          </w:p>
+        </w:tc>
+        <w:tc>
+          <w:tcPr>
+            <w:tcW w:type="dxa" w:w="6538"/>
+            <w:tcBorders>
+              <w:top w:val="single" w:color="C8D5D1" w:sz="4"/>
+              <w:left w:val="single" w:color="C8D5D1" w:sz="4"/>
+              <w:bottom w:val="single" w:color="C8D5D1" w:sz="4"/>
+              <w:right w:val="single" w:color="C8D5D1" w:sz="4"/>
+            </w:tcBorders>
+            <w:tcMar>
+              <w:top w:type="dxa" w:w="80"/>
+              <w:left w:type="dxa" w:w="110"/>
+              <w:bottom w:type="dxa" w:w="80"/>
+              <w:right w:type="dxa" w:w="110"/>
+            </w:tcMar>
+            <w:vAlign w:val="top"/>
+          </w:tcPr>
+          <w:p/>
+        </w:tc>
+      </w:tr>
     </w:tbl>
     <w:p>
       <w:pPr>
@@ -2349,6 +2495,112 @@
       </w:r>
       <w:r>
         <w:t xml:space="preserve">A first test bounded in scope and time</w:t>
+      </w:r>
+    </w:p>
+    <w:p>
+      <w:pPr>
+        <w:pStyle w:val="Heading2"/>
+      </w:pPr>
+      <w:r>
+        <w:t xml:space="preserve">Your Summit Debrief card (90 seconds)</w:t>
+      </w:r>
+    </w:p>
+    <w:p>
+      <w:r>
+        <w:t xml:space="preserve">Every line comes from a field above, so the pack is the card.</w:t>
+      </w:r>
+    </w:p>
+    <w:p>
+      <w:pPr>
+        <w:pStyle w:val="ListParagraph"/>
+        <w:numPr>
+          <w:ilvl w:val="0"/>
+          <w:numId w:val="2"/>
+        </w:numPr>
+        <w:spacing w:after="60"/>
+      </w:pPr>
+      <w:r>
+        <w:t xml:space="preserve">[Room] built an agent that [does what] for [users].</w:t>
+      </w:r>
+    </w:p>
+    <w:p>
+      <w:pPr>
+        <w:pStyle w:val="ListParagraph"/>
+        <w:numPr>
+          <w:ilvl w:val="0"/>
+          <w:numId w:val="2"/>
+        </w:numPr>
+        <w:spacing w:after="60"/>
+      </w:pPr>
+      <w:r>
+        <w:t xml:space="preserve">Hours back: every PM gets [hours] a week.</w:t>
+      </w:r>
+    </w:p>
+    <w:p>
+      <w:pPr>
+        <w:pStyle w:val="ListParagraph"/>
+        <w:numPr>
+          <w:ilvl w:val="0"/>
+          <w:numId w:val="2"/>
+        </w:numPr>
+        <w:spacing w:after="60"/>
+      </w:pPr>
+      <w:r>
+        <w:t xml:space="preserve">Business impact: that time buys [what the project gains].</w:t>
+      </w:r>
+    </w:p>
+    <w:p>
+      <w:pPr>
+        <w:pStyle w:val="ListParagraph"/>
+        <w:numPr>
+          <w:ilvl w:val="0"/>
+          <w:numId w:val="2"/>
+        </w:numPr>
+        <w:spacing w:after="60"/>
+      </w:pPr>
+      <w:r>
+        <w:t xml:space="preserve">Biggest surprise: [what we did not expect].</w:t>
+      </w:r>
+    </w:p>
+    <w:p>
+      <w:pPr>
+        <w:pStyle w:val="ListParagraph"/>
+        <w:numPr>
+          <w:ilvl w:val="0"/>
+          <w:numId w:val="2"/>
+        </w:numPr>
+        <w:spacing w:after="60"/>
+      </w:pPr>
+      <w:r>
+        <w:t xml:space="preserve">Failure would look like [failure], so our guardrail is [guardrail].</w:t>
+      </w:r>
+    </w:p>
+    <w:p>
+      <w:pPr>
+        <w:pStyle w:val="ListParagraph"/>
+        <w:numPr>
+          <w:ilvl w:val="0"/>
+          <w:numId w:val="2"/>
+        </w:numPr>
+        <w:spacing w:after="60"/>
+      </w:pPr>
+      <w:r>
+        <w:t xml:space="preserve">[Owner] runs the first test by [date].</w:t>
+      </w:r>
+    </w:p>
+    <w:p>
+      <w:pPr>
+        <w:spacing w:after="100"/>
+      </w:pPr>
+      <w:r>
+        <w:rPr>
+          <w:i/>
+          <w:iCs/>
+          <w:color w:val="4A5C59"/>
+          <w:sz w:val="20"/>
+          <w:szCs w:val="20"/>
+        </w:rPr>
+        <w:t xml:space="preserve">Then the whole summit answers one question: which pilot would you implement on Monday morning?</w:t>
       </w:r>
     </w:p>
     <w:p>
@@ -2487,6 +2739,21 @@
           <w:sz w:val="17"/>
           <w:szCs w:val="17"/>
         </w:rPr>
+        <w:t xml:space="preserve">Hours back -&gt; business impact: [hours per PM per week] -&gt; [what the project gains]</w:t>
+      </w:r>
+    </w:p>
+    <w:p>
+      <w:pPr>
+        <w:spacing w:after="0" w:line="240"/>
+      </w:pPr>
+      <w:r>
+        <w:rPr>
+          <w:rFonts w:ascii="Courier New" w:cs="Courier New" w:eastAsia="Courier New" w:hAnsi="Courier New"/>
+          <w:b w:val="false"/>
+          <w:bCs w:val="false"/>
+          <w:sz w:val="17"/>
+          <w:szCs w:val="17"/>
+        </w:rPr>
         <w:t xml:space="preserve"> </w:t>
       </w:r>
     </w:p>
@@ -2532,7 +2799,7 @@
           <w:sz w:val="17"/>
           <w:szCs w:val="17"/>
         </w:rPr>
-        <w:t xml:space="preserve">You are an assistant to a project manager on a cross-functional product development project.</w:t>
+        <w:t xml:space="preserve">You are an agent working for a project manager on a cross-functional product development project.</w:t>
       </w:r>
     </w:p>
     <w:p>
@@ -2877,7 +3144,7 @@
           <w:sz w:val="17"/>
           <w:szCs w:val="17"/>
         </w:rPr>
-        <w:t xml:space="preserve">Guardrails: allowed data [ ]. Not allowed [ ]. Tool: approved tool only.</w:t>
+        <w:t xml:space="preserve">Failure looks like: [the one way this agent could hurt the project]</w:t>
       </w:r>
     </w:p>
     <w:p>
@@ -2892,7 +3159,7 @@
           <w:sz w:val="17"/>
           <w:szCs w:val="17"/>
         </w:rPr>
-        <w:t xml:space="preserve">Tests:</w:t>
+        <w:t xml:space="preserve">Guardrails: [the rule that prevents that failure]. Allowed data [ ]. Not allowed [ ]. Tool: approved tool only.</w:t>
       </w:r>
     </w:p>
     <w:p>
@@ -2907,7 +3174,7 @@
           <w:sz w:val="17"/>
           <w:szCs w:val="17"/>
         </w:rPr>
-        <w:t xml:space="preserve">T1 Normal:   [input] -&gt; pass if [ ]</w:t>
+        <w:t xml:space="preserve">Tests:</w:t>
       </w:r>
     </w:p>
     <w:p>
@@ -2922,7 +3189,7 @@
           <w:sz w:val="17"/>
           <w:szCs w:val="17"/>
         </w:rPr>
-        <w:t xml:space="preserve">T2 Trap:     [contradiction or gap] -&gt; pass if listed under NEEDS PM CHECK</w:t>
+        <w:t xml:space="preserve">T1 Does the job:  [full inputs] -&gt; pass if the PM can use the output after a short review</w:t>
       </w:r>
     </w:p>
     <w:p>
@@ -2937,7 +3204,22 @@
           <w:sz w:val="17"/>
           <w:szCs w:val="17"/>
         </w:rPr>
-        <w:t xml:space="preserve">T3 Boundary: [content that must not appear] -&gt; pass if left out or flagged</w:t>
+        <w:t xml:space="preserve">T2 Time test:     [PM review time] vs [manual baseline] -&gt; pass if clearly less</w:t>
+      </w:r>
+    </w:p>
+    <w:p>
+      <w:pPr>
+        <w:spacing w:after="0" w:line="240"/>
+      </w:pPr>
+      <w:r>
+        <w:rPr>
+          <w:rFonts w:ascii="Courier New" w:cs="Courier New" w:eastAsia="Courier New" w:hAnsi="Courier New"/>
+          <w:b w:val="false"/>
+          <w:bCs w:val="false"/>
+          <w:sz w:val="17"/>
+          <w:szCs w:val="17"/>
+        </w:rPr>
+        <w:t xml:space="preserve">T3 Trust check:   [the case that would trigger your failure: a conflict, gap or decision] -&gt; pass if flagged for the PM, not resolved</w:t>
       </w:r>
     </w:p>
     <w:p>
@@ -3329,7 +3611,7 @@
                 <w:sz w:val="20"/>
                 <w:szCs w:val="20"/>
               </w:rPr>
-              <w:t xml:space="preserve">A conflict, gap, personal detail or decision in the case file</w:t>
+              <w:t xml:space="preserve">The case that would trigger your failure mode: a conflict, gap, personal detail or decision in the case file</w:t>
             </w:r>
           </w:p>
         </w:tc>
@@ -3378,7 +3660,7 @@
         <w:pStyle w:val="ListParagraph"/>
         <w:numPr>
           <w:ilvl w:val="0"/>
-          <w:numId w:val="2"/>
+          <w:numId w:val="3"/>
         </w:numPr>
         <w:spacing w:after="60"/>
       </w:pPr>
@@ -3391,7 +3673,7 @@
         <w:pStyle w:val="ListParagraph"/>
         <w:numPr>
           <w:ilvl w:val="0"/>
-          <w:numId w:val="2"/>
+          <w:numId w:val="3"/>
         </w:numPr>
         <w:spacing w:after="60"/>
       </w:pPr>
@@ -3404,7 +3686,7 @@
         <w:pStyle w:val="ListParagraph"/>
         <w:numPr>
           <w:ilvl w:val="0"/>
-          <w:numId w:val="2"/>
+          <w:numId w:val="3"/>
         </w:numPr>
         <w:spacing w:after="60"/>
       </w:pPr>
@@ -3417,7 +3699,7 @@
         <w:pStyle w:val="ListParagraph"/>
         <w:numPr>
           <w:ilvl w:val="0"/>
-          <w:numId w:val="2"/>
+          <w:numId w:val="3"/>
         </w:numPr>
         <w:spacing w:after="60"/>
       </w:pPr>
@@ -3430,12 +3712,12 @@
         <w:pStyle w:val="ListParagraph"/>
         <w:numPr>
           <w:ilvl w:val="0"/>
-          <w:numId w:val="2"/>
+          <w:numId w:val="3"/>
         </w:numPr>
         <w:spacing w:after="60"/>
       </w:pPr>
       <w:r>
-        <w:t xml:space="preserve">Run the trust check: does the agent flag what it cannot resolve? If not, which rule would make it?</w:t>
+        <w:t xml:space="preserve">Run the trust check against your failure mode: does the agent flag what it cannot resolve? If not, which rule would make it?</w:t>
       </w:r>
     </w:p>
     <w:sectPr>
@@ -3500,7 +3782,7 @@
         <w:sz w:val="16"/>
         <w:szCs w:val="16"/>
       </w:rPr>
-      <w:t xml:space="preserve">Pain to Pilot · Pilot Pack template · draft v0.1</w:t>
+      <w:t xml:space="preserve">Pain to Pilot · Pilot Pack template · draft v0.2</w:t>
     </w:r>
     <w:r>
       <w:rPr>
@@ -3672,6 +3954,12 @@
     </w:lvlOverride>
   </w:num>
   <w:num w:numId="2">
+    <w:abstractNumId w:val="2"/>
+    <w:lvlOverride w:ilvl="0">
+      <w:startOverride w:val="1"/>
+    </w:lvlOverride>
+  </w:num>
+  <w:num w:numId="3">
     <w:abstractNumId w:val="3"/>
     <w:lvlOverride w:ilvl="0">
       <w:startOverride w:val="1"/>

--- a/ws2/files/WS2_Pilot_Pack_Template.docx
+++ b/ws2/files/WS2_Pilot_Pack_Template.docx
@@ -2769,7 +2769,7 @@
           <w:sz w:val="17"/>
           <w:szCs w:val="17"/>
         </w:rPr>
-        <w:t xml:space="preserve">===== INSTRUCTIONS (paste into the approved AI tool) =====</w:t>
+        <w:t xml:space="preserve">===== INSTRUCTIONS (paste into Agent Builder) =====</w:t>
       </w:r>
     </w:p>
     <w:p>
